--- a/PBI_Version_Security_Fix.docx
+++ b/PBI_Version_Security_Fix.docx
@@ -68,8 +68,6 @@
             </w:pPr>
             <w:r>
               <w:rPr>
-                <w:i/>
-                <w:iCs/>
                 <w:color w:val="BDD7EE"/>
                 <w:sz w:val="22"/>
                 <w:szCs w:val="22"/>
@@ -88,7 +86,6 @@
     <w:tbl>
       <w:tblPr>
         <w:tblW w:w="9360" w:type="dxa"/>
-        <w:tblInd w:w="-3" w:type="dxa"/>
         <w:tblBorders>
           <w:top w:val="single" w:sz="4" w:space="0" w:color="auto"/>
           <w:left w:val="single" w:sz="4" w:space="0" w:color="auto"/>
@@ -636,16 +633,6 @@
     </w:tbl>
     <w:p>
       <w:pPr>
-        <w:spacing w:before="300"/>
-      </w:pPr>
-    </w:p>
-    <w:p>
-      <w:r>
-        <w:br w:type="page"/>
-      </w:r>
-    </w:p>
-    <w:p>
-      <w:pPr>
         <w:pStyle w:val="Heading1"/>
         <w:pBdr>
           <w:bottom w:val="single" w:sz="8" w:space="4" w:color="2E75B6"/>
@@ -727,11 +714,6 @@
     </w:p>
     <w:p>
       <w:pPr>
-        <w:spacing w:before="200"/>
-      </w:pPr>
-    </w:p>
-    <w:p>
-      <w:pPr>
         <w:pStyle w:val="Heading1"/>
         <w:pBdr>
           <w:bottom w:val="single" w:sz="8" w:space="4" w:color="2E75B6"/>
@@ -744,7 +726,6 @@
     <w:tbl>
       <w:tblPr>
         <w:tblW w:w="9360" w:type="dxa"/>
-        <w:tblInd w:w="-3" w:type="dxa"/>
         <w:tblBorders>
           <w:top w:val="single" w:sz="4" w:space="0" w:color="auto"/>
           <w:left w:val="single" w:sz="4" w:space="0" w:color="auto"/>
@@ -1836,16 +1817,7 @@
         </w:tc>
       </w:tr>
     </w:tbl>
-    <w:p>
-      <w:pPr>
-        <w:spacing w:before="200"/>
-      </w:pPr>
-    </w:p>
-    <w:p>
-      <w:r>
-        <w:br w:type="page"/>
-      </w:r>
-    </w:p>
+    <w:p/>
     <w:p>
       <w:pPr>
         <w:pStyle w:val="Heading1"/>
@@ -1854,7 +1826,7 @@
         </w:pBdr>
       </w:pPr>
       <w:r>
-        <w:t>3.  My Understanding of the PBI</w:t>
+        <w:t>3.  Technical Understanding</w:t>
       </w:r>
     </w:p>
     <w:p>
@@ -1862,7 +1834,7 @@
         <w:spacing w:before="60" w:after="60"/>
       </w:pPr>
       <w:r>
-        <w:t>On reading this PBI, I understood the following:</w:t>
+        <w:t>Based on the PBI description and initial review of the environment, the following was understood before beginning investigation:</w:t>
       </w:r>
     </w:p>
     <w:p>
@@ -1880,7 +1852,7 @@
         <w:spacing w:before="40" w:after="40"/>
       </w:pPr>
       <w:r>
-        <w:t xml:space="preserve">Newly created Version elements were not automatically receiving READ access for </w:t>
+        <w:t xml:space="preserve">When a new Version element is created, </w:t>
       </w:r>
       <w:proofErr w:type="gramStart"/>
       <w:r>
@@ -1888,7 +1860,7 @@
       </w:r>
       <w:proofErr w:type="gramEnd"/>
       <w:r>
-        <w:t xml:space="preserve">Everyone") in </w:t>
+        <w:t xml:space="preserve">Everyone") was not automatically receiving READ access in </w:t>
       </w:r>
       <w:proofErr w:type="gramStart"/>
       <w:r>
@@ -1904,7 +1876,7 @@
       </w:r>
       <w:proofErr w:type="spellEnd"/>
       <w:r>
-        <w:t xml:space="preserve"> cube.</w:t>
+        <w:t xml:space="preserve"> security cube.</w:t>
       </w:r>
     </w:p>
     <w:p>
@@ -1917,7 +1889,7 @@
         <w:spacing w:before="40" w:after="40"/>
       </w:pPr>
       <w:r>
-        <w:t>This caused newly created versions to be invisible to standard business users in PAW until a manual security refresh was executed.</w:t>
+        <w:t>This caused newly created versions to be invisible to standard business users in PAW until a security refresh was run manually or by a scheduled chore.</w:t>
       </w:r>
     </w:p>
     <w:p>
@@ -1930,7 +1902,7 @@
         <w:spacing w:before="40" w:after="40"/>
       </w:pPr>
       <w:r>
-        <w:t>The issue was intermittent – sometimes READ appeared eventually because the scheduled System - Refresh Security chore ran and resolved the cache gap.</w:t>
+        <w:t>The issue was intermittent in nature — READ eventually appeared after the System - Refresh Security process ran, which masked the root cause.</w:t>
       </w:r>
     </w:p>
     <w:p>
@@ -1943,7 +1915,7 @@
         <w:spacing w:before="40" w:after="40"/>
       </w:pPr>
       <w:r>
-        <w:t>The fix needed to be targeted and safe – no mass updates to cube security, no global security changes.</w:t>
+        <w:t>A targeted, low-risk fix was required — no changes to cube security, no global security modifications.</w:t>
       </w:r>
     </w:p>
     <w:p>
@@ -1953,37 +1925,11 @@
           <w:ilvl w:val="0"/>
           <w:numId w:val="2"/>
         </w:numPr>
-        <w:spacing w:before="40" w:after="40"/>
-      </w:pPr>
-      <w:proofErr w:type="gramStart"/>
-      <w:r>
-        <w:t>The }</w:t>
-      </w:r>
-      <w:proofErr w:type="spellStart"/>
-      <w:r>
-        <w:t>ElementSecurity</w:t>
-      </w:r>
-      <w:proofErr w:type="gramEnd"/>
-      <w:r>
-        <w:t>_Version</w:t>
-      </w:r>
-      <w:proofErr w:type="spellEnd"/>
-      <w:r>
-        <w:t xml:space="preserve"> cube</w:t>
-      </w:r>
-      <w:proofErr w:type="gramStart"/>
-      <w:r>
-        <w:t>, }Groups</w:t>
-      </w:r>
-      <w:proofErr w:type="gramEnd"/>
-      <w:r>
-        <w:t xml:space="preserve"> dimension, and Version dimension subsets all needed to be checked before touching any TI code.</w:t>
-      </w:r>
-    </w:p>
-    <w:p>
-      <w:pPr>
-        <w:spacing w:before="200"/>
-      </w:pPr>
+        <w:spacing w:before="200" w:after="40"/>
+      </w:pPr>
+      <w:r>
+        <w:t>A structured investigation was needed across all security layers (element security, cube security, dimension attributes, subset logic, and TI code) before any fix could be applied.</w:t>
+      </w:r>
     </w:p>
     <w:p>
       <w:pPr>
@@ -2025,7 +1971,6 @@
     <w:tbl>
       <w:tblPr>
         <w:tblW w:w="9360" w:type="dxa"/>
-        <w:tblInd w:w="-3" w:type="dxa"/>
         <w:tblBorders>
           <w:top w:val="single" w:sz="4" w:space="0" w:color="auto"/>
           <w:left w:val="single" w:sz="4" w:space="0" w:color="auto"/>
@@ -3124,6 +3069,7 @@
       </w:pPr>
       <w:proofErr w:type="gramStart"/>
       <w:r>
+        <w:lastRenderedPageBreak/>
         <w:t>4.3  TEST</w:t>
       </w:r>
       <w:proofErr w:type="gramEnd"/>
@@ -3224,37 +3170,37 @@
           <w:ilvl w:val="0"/>
           <w:numId w:val="3"/>
         </w:numPr>
-        <w:spacing w:before="40" w:after="40"/>
-      </w:pPr>
-      <w:r>
-        <w:t>Applied fix – re-ran TI – confirmed READ appeared immediately without manual refresh</w:t>
-      </w:r>
-    </w:p>
-    <w:p>
-      <w:pPr>
-        <w:spacing w:before="200"/>
-      </w:pPr>
-    </w:p>
-    <w:p>
-      <w:r>
-        <w:br w:type="page"/>
-      </w:r>
-    </w:p>
-    <w:p>
-      <w:pPr>
-        <w:pStyle w:val="Heading1"/>
         <w:pBdr>
           <w:bottom w:val="single" w:sz="8" w:space="4" w:color="2E75B6"/>
         </w:pBdr>
-      </w:pPr>
-      <w:r>
+        <w:spacing w:before="200" w:after="40"/>
+      </w:pPr>
+      <w:r>
+        <w:t>Applied fix – re-ran TI – confirmed READ appeared immediately without manual refresh</w:t>
+      </w:r>
+    </w:p>
+    <w:p>
+      <w:pPr>
+        <w:pBdr>
+          <w:bottom w:val="single" w:sz="8" w:space="4" w:color="2E75B6"/>
+        </w:pBdr>
+        <w:spacing w:before="200" w:after="40"/>
+        <w:ind w:left="300"/>
+      </w:pPr>
+      <w:r>
+        <w:rPr>
+          <w:b/>
+          <w:bCs/>
+          <w:color w:val="1F3864"/>
+          <w:sz w:val="28"/>
+          <w:szCs w:val="28"/>
+        </w:rPr>
         <w:t>5.  Root Cause Analysis</w:t>
       </w:r>
     </w:p>
     <w:tbl>
       <w:tblPr>
         <w:tblW w:w="9360" w:type="dxa"/>
-        <w:tblInd w:w="-3" w:type="dxa"/>
         <w:tblBorders>
           <w:top w:val="single" w:sz="4" w:space="0" w:color="auto"/>
           <w:left w:val="single" w:sz="4" w:space="0" w:color="auto"/>
@@ -3398,7 +3344,6 @@
     <w:tbl>
       <w:tblPr>
         <w:tblW w:w="9360" w:type="dxa"/>
-        <w:tblInd w:w="-3" w:type="dxa"/>
         <w:tblBorders>
           <w:top w:val="single" w:sz="4" w:space="0" w:color="auto"/>
           <w:left w:val="single" w:sz="4" w:space="0" w:color="auto"/>
@@ -3671,6 +3616,7 @@
         </w:pBdr>
       </w:pPr>
       <w:r>
+        <w:lastRenderedPageBreak/>
         <w:t>6.  Changes Made</w:t>
       </w:r>
     </w:p>
@@ -3690,7 +3636,6 @@
     <w:tbl>
       <w:tblPr>
         <w:tblW w:w="9360" w:type="dxa"/>
-        <w:tblInd w:w="-3" w:type="dxa"/>
         <w:tblBorders>
           <w:top w:val="single" w:sz="4" w:space="0" w:color="auto"/>
           <w:left w:val="single" w:sz="4" w:space="0" w:color="auto"/>
@@ -5789,6 +5734,7 @@
           <w:sz w:val="17"/>
           <w:szCs w:val="17"/>
         </w:rPr>
+        <w:lastRenderedPageBreak/>
         <w:t>vDim</w:t>
       </w:r>
       <w:proofErr w:type="spellEnd"/>
@@ -6100,19 +6046,26 @@
           <w:sz w:val="17"/>
           <w:szCs w:val="17"/>
         </w:rPr>
-        <w:t># PBI-XXXX  05-19-</w:t>
-      </w:r>
-      <w:proofErr w:type="gramStart"/>
-      <w:r>
-        <w:rPr>
-          <w:rFonts w:ascii="Courier New" w:eastAsia="Courier New" w:hAnsi="Courier New" w:cs="Courier New"/>
-          <w:color w:val="1F3864"/>
-          <w:sz w:val="17"/>
-          <w:szCs w:val="17"/>
-        </w:rPr>
-        <w:t>2026  NP</w:t>
-      </w:r>
-      <w:proofErr w:type="gramEnd"/>
+        <w:t># PBI-XXXX  05-</w:t>
+      </w:r>
+      <w:r>
+        <w:rPr>
+          <w:rFonts w:ascii="Courier New" w:eastAsia="Courier New" w:hAnsi="Courier New" w:cs="Courier New"/>
+          <w:color w:val="1F3864"/>
+          <w:sz w:val="17"/>
+          <w:szCs w:val="17"/>
+        </w:rPr>
+        <w:t>22</w:t>
+      </w:r>
+      <w:r>
+        <w:rPr>
+          <w:rFonts w:ascii="Courier New" w:eastAsia="Courier New" w:hAnsi="Courier New" w:cs="Courier New"/>
+          <w:color w:val="1F3864"/>
+          <w:sz w:val="17"/>
+          <w:szCs w:val="17"/>
+        </w:rPr>
+        <w:t>-2026  NP</w:t>
+      </w:r>
     </w:p>
     <w:p>
       <w:pPr>
@@ -6936,32 +6889,6 @@
         </w:rPr>
         <w:t># SECURITY FIX: Refresh security cache only when new version created</w:t>
       </w:r>
-    </w:p>
-    <w:p>
-      <w:pPr>
-        <w:shd w:val="clear" w:color="auto" w:fill="F4F4F4"/>
-        <w:ind w:left="360"/>
-      </w:pPr>
-      <w:r>
-        <w:rPr>
-          <w:rFonts w:ascii="Courier New" w:eastAsia="Courier New" w:hAnsi="Courier New" w:cs="Courier New"/>
-          <w:color w:val="1F3864"/>
-          <w:sz w:val="17"/>
-          <w:szCs w:val="17"/>
-        </w:rPr>
-        <w:t># PBI-XXXX  05-19-</w:t>
-      </w:r>
-      <w:proofErr w:type="gramStart"/>
-      <w:r>
-        <w:rPr>
-          <w:rFonts w:ascii="Courier New" w:eastAsia="Courier New" w:hAnsi="Courier New" w:cs="Courier New"/>
-          <w:color w:val="1F3864"/>
-          <w:sz w:val="17"/>
-          <w:szCs w:val="17"/>
-        </w:rPr>
-        <w:t>2026  NP</w:t>
-      </w:r>
-      <w:proofErr w:type="gramEnd"/>
     </w:p>
     <w:p>
       <w:pPr>
@@ -7178,7 +7105,6 @@
     <w:tbl>
       <w:tblPr>
         <w:tblW w:w="9360" w:type="dxa"/>
-        <w:tblInd w:w="-3" w:type="dxa"/>
         <w:tblBorders>
           <w:top w:val="single" w:sz="4" w:space="0" w:color="auto"/>
           <w:left w:val="single" w:sz="4" w:space="0" w:color="auto"/>
@@ -7807,6 +7733,7 @@
         </w:pBdr>
       </w:pPr>
       <w:r>
+        <w:lastRenderedPageBreak/>
         <w:t>7.  Testing &amp; Validation</w:t>
       </w:r>
     </w:p>
@@ -7826,7 +7753,6 @@
     <w:tbl>
       <w:tblPr>
         <w:tblW w:w="9360" w:type="dxa"/>
-        <w:tblInd w:w="-3" w:type="dxa"/>
         <w:tblBorders>
           <w:top w:val="single" w:sz="4" w:space="0" w:color="auto"/>
           <w:left w:val="single" w:sz="4" w:space="0" w:color="auto"/>
@@ -8992,7 +8918,6 @@
     <w:tbl>
       <w:tblPr>
         <w:tblW w:w="9360" w:type="dxa"/>
-        <w:tblInd w:w="-3" w:type="dxa"/>
         <w:tblBorders>
           <w:top w:val="single" w:sz="4" w:space="0" w:color="auto"/>
           <w:left w:val="single" w:sz="4" w:space="0" w:color="auto"/>
@@ -10253,1145 +10178,7 @@
         </w:tc>
       </w:tr>
     </w:tbl>
-    <w:p>
-      <w:pPr>
-        <w:spacing w:before="200"/>
-      </w:pPr>
-    </w:p>
-    <w:p>
-      <w:r>
-        <w:br w:type="page"/>
-      </w:r>
-    </w:p>
-    <w:p>
-      <w:pPr>
-        <w:pStyle w:val="Heading1"/>
-        <w:pBdr>
-          <w:bottom w:val="single" w:sz="8" w:space="4" w:color="2E75B6"/>
-        </w:pBdr>
-      </w:pPr>
-      <w:r>
-        <w:t>8.  PROD Migration Steps</w:t>
-      </w:r>
-    </w:p>
-    <w:p>
-      <w:pPr>
-        <w:pStyle w:val="ListParagraph"/>
-        <w:numPr>
-          <w:ilvl w:val="0"/>
-          <w:numId w:val="3"/>
-        </w:numPr>
-        <w:spacing w:before="40" w:after="40"/>
-      </w:pPr>
-      <w:r>
-        <w:t xml:space="preserve">Export both updated TIs from DEV (System - Master Copy Version - Quarterly and </w:t>
-      </w:r>
-      <w:proofErr w:type="gramStart"/>
-      <w:r>
-        <w:t>Non Standard</w:t>
-      </w:r>
-      <w:proofErr w:type="gramEnd"/>
-      <w:r>
-        <w:t>)</w:t>
-      </w:r>
-    </w:p>
-    <w:p>
-      <w:pPr>
-        <w:pStyle w:val="ListParagraph"/>
-        <w:numPr>
-          <w:ilvl w:val="0"/>
-          <w:numId w:val="3"/>
-        </w:numPr>
-        <w:spacing w:before="40" w:after="40"/>
-      </w:pPr>
-      <w:r>
-        <w:t>Peer review with team (Lisa Nordling / Sherry Pellegrini / Robert Cobas)</w:t>
-      </w:r>
-    </w:p>
-    <w:p>
-      <w:pPr>
-        <w:pStyle w:val="ListParagraph"/>
-        <w:numPr>
-          <w:ilvl w:val="0"/>
-          <w:numId w:val="3"/>
-        </w:numPr>
-        <w:spacing w:before="40" w:after="40"/>
-      </w:pPr>
-      <w:r>
-        <w:t>Import both TIs into PROD (</w:t>
-      </w:r>
-      <w:proofErr w:type="spellStart"/>
-      <w:r>
-        <w:t>Assurant_GFS</w:t>
-      </w:r>
-      <w:proofErr w:type="spellEnd"/>
-      <w:r>
-        <w:t>) through normal release process</w:t>
-      </w:r>
-    </w:p>
-    <w:p>
-      <w:pPr>
-        <w:pStyle w:val="ListParagraph"/>
-        <w:numPr>
-          <w:ilvl w:val="0"/>
-          <w:numId w:val="3"/>
-        </w:numPr>
-        <w:spacing w:before="40" w:after="40"/>
-      </w:pPr>
-      <w:r>
-        <w:t>Run System - Master Copy Version - Quarterly in PROD with a test version name</w:t>
-      </w:r>
-    </w:p>
-    <w:p>
-      <w:pPr>
-        <w:pStyle w:val="ListParagraph"/>
-        <w:numPr>
-          <w:ilvl w:val="0"/>
-          <w:numId w:val="3"/>
-        </w:numPr>
-        <w:spacing w:before="40" w:after="40"/>
-      </w:pPr>
-      <w:r>
-        <w:t xml:space="preserve">Immediately verify </w:t>
-      </w:r>
-      <w:proofErr w:type="gramStart"/>
-      <w:r>
-        <w:t>CAMID("::</w:t>
-      </w:r>
-      <w:proofErr w:type="gramEnd"/>
-      <w:r>
-        <w:t xml:space="preserve">Everyone") = READ </w:t>
-      </w:r>
-      <w:proofErr w:type="gramStart"/>
-      <w:r>
-        <w:t>in }</w:t>
-      </w:r>
-      <w:proofErr w:type="spellStart"/>
-      <w:r>
-        <w:t>ElementSecurity</w:t>
-      </w:r>
-      <w:proofErr w:type="gramEnd"/>
-      <w:r>
-        <w:t>_Version</w:t>
-      </w:r>
-      <w:proofErr w:type="spellEnd"/>
-      <w:r>
-        <w:t xml:space="preserve"> (PROD) without manual refresh</w:t>
-      </w:r>
-    </w:p>
-    <w:p>
-      <w:pPr>
-        <w:pStyle w:val="ListParagraph"/>
-        <w:numPr>
-          <w:ilvl w:val="0"/>
-          <w:numId w:val="3"/>
-        </w:numPr>
-        <w:spacing w:before="40" w:after="40"/>
-      </w:pPr>
-      <w:r>
-        <w:t>Have a business user confirm the new version is visible in PAW immediately</w:t>
-      </w:r>
-    </w:p>
-    <w:p>
-      <w:pPr>
-        <w:pStyle w:val="ListParagraph"/>
-        <w:numPr>
-          <w:ilvl w:val="0"/>
-          <w:numId w:val="3"/>
-        </w:numPr>
-        <w:spacing w:before="40" w:after="40"/>
-      </w:pPr>
-      <w:r>
-        <w:t>Delete the PROD test version after validation</w:t>
-      </w:r>
-    </w:p>
-    <w:p>
-      <w:pPr>
-        <w:pStyle w:val="ListParagraph"/>
-        <w:numPr>
-          <w:ilvl w:val="0"/>
-          <w:numId w:val="3"/>
-        </w:numPr>
-        <w:spacing w:before="40" w:after="40"/>
-      </w:pPr>
-      <w:r>
-        <w:t>Run System - Refresh Security once to sync environment</w:t>
-      </w:r>
-    </w:p>
-    <w:p>
-      <w:pPr>
-        <w:pStyle w:val="ListParagraph"/>
-        <w:numPr>
-          <w:ilvl w:val="0"/>
-          <w:numId w:val="3"/>
-        </w:numPr>
-        <w:spacing w:before="40" w:after="40"/>
-      </w:pPr>
-      <w:r>
-        <w:t>Close PBI with documented RCA and validation evidence</w:t>
-      </w:r>
-    </w:p>
-    <w:p>
-      <w:pPr>
-        <w:spacing w:before="200"/>
-      </w:pPr>
-    </w:p>
-    <w:p>
-      <w:pPr>
-        <w:pStyle w:val="Heading1"/>
-        <w:pBdr>
-          <w:bottom w:val="single" w:sz="8" w:space="4" w:color="2E75B6"/>
-        </w:pBdr>
-      </w:pPr>
-      <w:r>
-        <w:t>9.  Sign-Off</w:t>
-      </w:r>
-    </w:p>
-    <w:tbl>
-      <w:tblPr>
-        <w:tblW w:w="9360" w:type="dxa"/>
-        <w:tblInd w:w="-3" w:type="dxa"/>
-        <w:tblBorders>
-          <w:top w:val="single" w:sz="4" w:space="0" w:color="auto"/>
-          <w:left w:val="single" w:sz="4" w:space="0" w:color="auto"/>
-          <w:bottom w:val="single" w:sz="4" w:space="0" w:color="auto"/>
-          <w:right w:val="single" w:sz="4" w:space="0" w:color="auto"/>
-          <w:insideH w:val="single" w:sz="4" w:space="0" w:color="auto"/>
-          <w:insideV w:val="single" w:sz="4" w:space="0" w:color="auto"/>
-        </w:tblBorders>
-        <w:tblCellMar>
-          <w:left w:w="10" w:type="dxa"/>
-          <w:right w:w="10" w:type="dxa"/>
-        </w:tblCellMar>
-        <w:tblLook w:val="04A0" w:firstRow="1" w:lastRow="0" w:firstColumn="1" w:lastColumn="0" w:noHBand="0" w:noVBand="1"/>
-      </w:tblPr>
-      <w:tblGrid>
-        <w:gridCol w:w="2000"/>
-        <w:gridCol w:w="2600"/>
-        <w:gridCol w:w="2800"/>
-        <w:gridCol w:w="1960"/>
-      </w:tblGrid>
-      <w:tr>
-        <w:tblPrEx>
-          <w:tblCellMar>
-            <w:top w:w="0" w:type="dxa"/>
-            <w:bottom w:w="0" w:type="dxa"/>
-          </w:tblCellMar>
-        </w:tblPrEx>
-        <w:trPr>
-          <w:tblHeader/>
-        </w:trPr>
-        <w:tc>
-          <w:tcPr>
-            <w:tcW w:w="2000" w:type="dxa"/>
-            <w:tcBorders>
-              <w:top w:val="single" w:sz="4" w:space="0" w:color="BFBFBF"/>
-              <w:left w:val="single" w:sz="4" w:space="0" w:color="BFBFBF"/>
-              <w:bottom w:val="single" w:sz="4" w:space="0" w:color="BFBFBF"/>
-              <w:right w:val="single" w:sz="4" w:space="0" w:color="BFBFBF"/>
-            </w:tcBorders>
-            <w:shd w:val="clear" w:color="auto" w:fill="1F3864"/>
-            <w:tcMar>
-              <w:top w:w="80" w:type="dxa"/>
-              <w:left w:w="120" w:type="dxa"/>
-              <w:bottom w:w="80" w:type="dxa"/>
-              <w:right w:w="120" w:type="dxa"/>
-            </w:tcMar>
-            <w:vAlign w:val="center"/>
-          </w:tcPr>
-          <w:p>
-            <w:pPr>
-              <w:jc w:val="center"/>
-            </w:pPr>
-            <w:r>
-              <w:rPr>
-                <w:b/>
-                <w:bCs/>
-                <w:color w:val="FFFFFF"/>
-                <w:sz w:val="19"/>
-                <w:szCs w:val="19"/>
-              </w:rPr>
-              <w:t>Role</w:t>
-            </w:r>
-          </w:p>
-        </w:tc>
-        <w:tc>
-          <w:tcPr>
-            <w:tcW w:w="2600" w:type="dxa"/>
-            <w:tcBorders>
-              <w:top w:val="single" w:sz="4" w:space="0" w:color="BFBFBF"/>
-              <w:left w:val="single" w:sz="4" w:space="0" w:color="BFBFBF"/>
-              <w:bottom w:val="single" w:sz="4" w:space="0" w:color="BFBFBF"/>
-              <w:right w:val="single" w:sz="4" w:space="0" w:color="BFBFBF"/>
-            </w:tcBorders>
-            <w:shd w:val="clear" w:color="auto" w:fill="1F3864"/>
-            <w:tcMar>
-              <w:top w:w="80" w:type="dxa"/>
-              <w:left w:w="120" w:type="dxa"/>
-              <w:bottom w:w="80" w:type="dxa"/>
-              <w:right w:w="120" w:type="dxa"/>
-            </w:tcMar>
-            <w:vAlign w:val="center"/>
-          </w:tcPr>
-          <w:p>
-            <w:pPr>
-              <w:jc w:val="center"/>
-            </w:pPr>
-            <w:r>
-              <w:rPr>
-                <w:b/>
-                <w:bCs/>
-                <w:color w:val="FFFFFF"/>
-                <w:sz w:val="19"/>
-                <w:szCs w:val="19"/>
-              </w:rPr>
-              <w:t>Name</w:t>
-            </w:r>
-          </w:p>
-        </w:tc>
-        <w:tc>
-          <w:tcPr>
-            <w:tcW w:w="2800" w:type="dxa"/>
-            <w:tcBorders>
-              <w:top w:val="single" w:sz="4" w:space="0" w:color="BFBFBF"/>
-              <w:left w:val="single" w:sz="4" w:space="0" w:color="BFBFBF"/>
-              <w:bottom w:val="single" w:sz="4" w:space="0" w:color="BFBFBF"/>
-              <w:right w:val="single" w:sz="4" w:space="0" w:color="BFBFBF"/>
-            </w:tcBorders>
-            <w:shd w:val="clear" w:color="auto" w:fill="1F3864"/>
-            <w:tcMar>
-              <w:top w:w="80" w:type="dxa"/>
-              <w:left w:w="120" w:type="dxa"/>
-              <w:bottom w:w="80" w:type="dxa"/>
-              <w:right w:w="120" w:type="dxa"/>
-            </w:tcMar>
-            <w:vAlign w:val="center"/>
-          </w:tcPr>
-          <w:p>
-            <w:pPr>
-              <w:jc w:val="center"/>
-            </w:pPr>
-            <w:r>
-              <w:rPr>
-                <w:b/>
-                <w:bCs/>
-                <w:color w:val="FFFFFF"/>
-                <w:sz w:val="19"/>
-                <w:szCs w:val="19"/>
-              </w:rPr>
-              <w:t>Signature / Approval</w:t>
-            </w:r>
-          </w:p>
-        </w:tc>
-        <w:tc>
-          <w:tcPr>
-            <w:tcW w:w="1960" w:type="dxa"/>
-            <w:tcBorders>
-              <w:top w:val="single" w:sz="4" w:space="0" w:color="BFBFBF"/>
-              <w:left w:val="single" w:sz="4" w:space="0" w:color="BFBFBF"/>
-              <w:bottom w:val="single" w:sz="4" w:space="0" w:color="BFBFBF"/>
-              <w:right w:val="single" w:sz="4" w:space="0" w:color="BFBFBF"/>
-            </w:tcBorders>
-            <w:shd w:val="clear" w:color="auto" w:fill="1F3864"/>
-            <w:tcMar>
-              <w:top w:w="80" w:type="dxa"/>
-              <w:left w:w="120" w:type="dxa"/>
-              <w:bottom w:w="80" w:type="dxa"/>
-              <w:right w:w="120" w:type="dxa"/>
-            </w:tcMar>
-            <w:vAlign w:val="center"/>
-          </w:tcPr>
-          <w:p>
-            <w:pPr>
-              <w:jc w:val="center"/>
-            </w:pPr>
-            <w:r>
-              <w:rPr>
-                <w:b/>
-                <w:bCs/>
-                <w:color w:val="FFFFFF"/>
-                <w:sz w:val="19"/>
-                <w:szCs w:val="19"/>
-              </w:rPr>
-              <w:t>Date</w:t>
-            </w:r>
-          </w:p>
-        </w:tc>
-      </w:tr>
-      <w:tr>
-        <w:tblPrEx>
-          <w:tblCellMar>
-            <w:top w:w="0" w:type="dxa"/>
-            <w:bottom w:w="0" w:type="dxa"/>
-          </w:tblCellMar>
-        </w:tblPrEx>
-        <w:tc>
-          <w:tcPr>
-            <w:tcW w:w="2000" w:type="dxa"/>
-            <w:tcBorders>
-              <w:top w:val="single" w:sz="4" w:space="0" w:color="BFBFBF"/>
-              <w:left w:val="single" w:sz="4" w:space="0" w:color="BFBFBF"/>
-              <w:bottom w:val="single" w:sz="4" w:space="0" w:color="BFBFBF"/>
-              <w:right w:val="single" w:sz="4" w:space="0" w:color="BFBFBF"/>
-            </w:tcBorders>
-            <w:shd w:val="clear" w:color="auto" w:fill="FFFFFF"/>
-            <w:tcMar>
-              <w:top w:w="80" w:type="dxa"/>
-              <w:left w:w="120" w:type="dxa"/>
-              <w:bottom w:w="80" w:type="dxa"/>
-              <w:right w:w="120" w:type="dxa"/>
-            </w:tcMar>
-          </w:tcPr>
-          <w:p>
-            <w:r>
-              <w:rPr>
-                <w:color w:val="000000"/>
-                <w:sz w:val="18"/>
-                <w:szCs w:val="18"/>
-              </w:rPr>
-              <w:t>Developer (Author)</w:t>
-            </w:r>
-          </w:p>
-        </w:tc>
-        <w:tc>
-          <w:tcPr>
-            <w:tcW w:w="2600" w:type="dxa"/>
-            <w:tcBorders>
-              <w:top w:val="single" w:sz="4" w:space="0" w:color="BFBFBF"/>
-              <w:left w:val="single" w:sz="4" w:space="0" w:color="BFBFBF"/>
-              <w:bottom w:val="single" w:sz="4" w:space="0" w:color="BFBFBF"/>
-              <w:right w:val="single" w:sz="4" w:space="0" w:color="BFBFBF"/>
-            </w:tcBorders>
-            <w:shd w:val="clear" w:color="auto" w:fill="FFFFFF"/>
-            <w:tcMar>
-              <w:top w:w="80" w:type="dxa"/>
-              <w:left w:w="120" w:type="dxa"/>
-              <w:bottom w:w="80" w:type="dxa"/>
-              <w:right w:w="120" w:type="dxa"/>
-            </w:tcMar>
-          </w:tcPr>
-          <w:p>
-            <w:r>
-              <w:rPr>
-                <w:color w:val="000000"/>
-                <w:sz w:val="18"/>
-                <w:szCs w:val="18"/>
-              </w:rPr>
-              <w:t>Niranjan Patra</w:t>
-            </w:r>
-          </w:p>
-        </w:tc>
-        <w:tc>
-          <w:tcPr>
-            <w:tcW w:w="2800" w:type="dxa"/>
-            <w:tcBorders>
-              <w:top w:val="single" w:sz="4" w:space="0" w:color="BFBFBF"/>
-              <w:left w:val="single" w:sz="4" w:space="0" w:color="BFBFBF"/>
-              <w:bottom w:val="single" w:sz="4" w:space="0" w:color="BFBFBF"/>
-              <w:right w:val="single" w:sz="4" w:space="0" w:color="BFBFBF"/>
-            </w:tcBorders>
-            <w:shd w:val="clear" w:color="auto" w:fill="FFFFFF"/>
-            <w:tcMar>
-              <w:top w:w="80" w:type="dxa"/>
-              <w:left w:w="120" w:type="dxa"/>
-              <w:bottom w:w="80" w:type="dxa"/>
-              <w:right w:w="120" w:type="dxa"/>
-            </w:tcMar>
-          </w:tcPr>
-          <w:p>
-            <w:r>
-              <w:rPr>
-                <w:color w:val="000000"/>
-                <w:sz w:val="18"/>
-                <w:szCs w:val="18"/>
-              </w:rPr>
-              <w:t>N. Patra</w:t>
-            </w:r>
-          </w:p>
-        </w:tc>
-        <w:tc>
-          <w:tcPr>
-            <w:tcW w:w="1960" w:type="dxa"/>
-            <w:tcBorders>
-              <w:top w:val="single" w:sz="4" w:space="0" w:color="BFBFBF"/>
-              <w:left w:val="single" w:sz="4" w:space="0" w:color="BFBFBF"/>
-              <w:bottom w:val="single" w:sz="4" w:space="0" w:color="BFBFBF"/>
-              <w:right w:val="single" w:sz="4" w:space="0" w:color="BFBFBF"/>
-            </w:tcBorders>
-            <w:shd w:val="clear" w:color="auto" w:fill="FFFFFF"/>
-            <w:tcMar>
-              <w:top w:w="80" w:type="dxa"/>
-              <w:left w:w="120" w:type="dxa"/>
-              <w:bottom w:w="80" w:type="dxa"/>
-              <w:right w:w="120" w:type="dxa"/>
-            </w:tcMar>
-          </w:tcPr>
-          <w:p>
-            <w:r>
-              <w:rPr>
-                <w:color w:val="000000"/>
-                <w:sz w:val="18"/>
-                <w:szCs w:val="18"/>
-              </w:rPr>
-              <w:t>19-May-2026</w:t>
-            </w:r>
-          </w:p>
-        </w:tc>
-      </w:tr>
-      <w:tr>
-        <w:tblPrEx>
-          <w:tblCellMar>
-            <w:top w:w="0" w:type="dxa"/>
-            <w:bottom w:w="0" w:type="dxa"/>
-          </w:tblCellMar>
-        </w:tblPrEx>
-        <w:tc>
-          <w:tcPr>
-            <w:tcW w:w="2000" w:type="dxa"/>
-            <w:tcBorders>
-              <w:top w:val="single" w:sz="4" w:space="0" w:color="BFBFBF"/>
-              <w:left w:val="single" w:sz="4" w:space="0" w:color="BFBFBF"/>
-              <w:bottom w:val="single" w:sz="4" w:space="0" w:color="BFBFBF"/>
-              <w:right w:val="single" w:sz="4" w:space="0" w:color="BFBFBF"/>
-            </w:tcBorders>
-            <w:shd w:val="clear" w:color="auto" w:fill="D6E4F0"/>
-            <w:tcMar>
-              <w:top w:w="80" w:type="dxa"/>
-              <w:left w:w="120" w:type="dxa"/>
-              <w:bottom w:w="80" w:type="dxa"/>
-              <w:right w:w="120" w:type="dxa"/>
-            </w:tcMar>
-          </w:tcPr>
-          <w:p>
-            <w:r>
-              <w:rPr>
-                <w:color w:val="000000"/>
-                <w:sz w:val="18"/>
-                <w:szCs w:val="18"/>
-              </w:rPr>
-              <w:t>Business Analyst / QA</w:t>
-            </w:r>
-          </w:p>
-        </w:tc>
-        <w:tc>
-          <w:tcPr>
-            <w:tcW w:w="2600" w:type="dxa"/>
-            <w:tcBorders>
-              <w:top w:val="single" w:sz="4" w:space="0" w:color="BFBFBF"/>
-              <w:left w:val="single" w:sz="4" w:space="0" w:color="BFBFBF"/>
-              <w:bottom w:val="single" w:sz="4" w:space="0" w:color="BFBFBF"/>
-              <w:right w:val="single" w:sz="4" w:space="0" w:color="BFBFBF"/>
-            </w:tcBorders>
-            <w:shd w:val="clear" w:color="auto" w:fill="D6E4F0"/>
-            <w:tcMar>
-              <w:top w:w="80" w:type="dxa"/>
-              <w:left w:w="120" w:type="dxa"/>
-              <w:bottom w:w="80" w:type="dxa"/>
-              <w:right w:w="120" w:type="dxa"/>
-            </w:tcMar>
-          </w:tcPr>
-          <w:p>
-            <w:r>
-              <w:rPr>
-                <w:color w:val="000000"/>
-                <w:sz w:val="18"/>
-                <w:szCs w:val="18"/>
-              </w:rPr>
-              <w:t>Lisa Nordling</w:t>
-            </w:r>
-          </w:p>
-        </w:tc>
-        <w:tc>
-          <w:tcPr>
-            <w:tcW w:w="2800" w:type="dxa"/>
-            <w:tcBorders>
-              <w:top w:val="single" w:sz="4" w:space="0" w:color="BFBFBF"/>
-              <w:left w:val="single" w:sz="4" w:space="0" w:color="BFBFBF"/>
-              <w:bottom w:val="single" w:sz="4" w:space="0" w:color="BFBFBF"/>
-              <w:right w:val="single" w:sz="4" w:space="0" w:color="BFBFBF"/>
-            </w:tcBorders>
-            <w:shd w:val="clear" w:color="auto" w:fill="D6E4F0"/>
-            <w:tcMar>
-              <w:top w:w="80" w:type="dxa"/>
-              <w:left w:w="120" w:type="dxa"/>
-              <w:bottom w:w="80" w:type="dxa"/>
-              <w:right w:w="120" w:type="dxa"/>
-            </w:tcMar>
-          </w:tcPr>
-          <w:p/>
-        </w:tc>
-        <w:tc>
-          <w:tcPr>
-            <w:tcW w:w="1960" w:type="dxa"/>
-            <w:tcBorders>
-              <w:top w:val="single" w:sz="4" w:space="0" w:color="BFBFBF"/>
-              <w:left w:val="single" w:sz="4" w:space="0" w:color="BFBFBF"/>
-              <w:bottom w:val="single" w:sz="4" w:space="0" w:color="BFBFBF"/>
-              <w:right w:val="single" w:sz="4" w:space="0" w:color="BFBFBF"/>
-            </w:tcBorders>
-            <w:shd w:val="clear" w:color="auto" w:fill="D6E4F0"/>
-            <w:tcMar>
-              <w:top w:w="80" w:type="dxa"/>
-              <w:left w:w="120" w:type="dxa"/>
-              <w:bottom w:w="80" w:type="dxa"/>
-              <w:right w:w="120" w:type="dxa"/>
-            </w:tcMar>
-          </w:tcPr>
-          <w:p/>
-        </w:tc>
-      </w:tr>
-      <w:tr>
-        <w:tblPrEx>
-          <w:tblCellMar>
-            <w:top w:w="0" w:type="dxa"/>
-            <w:bottom w:w="0" w:type="dxa"/>
-          </w:tblCellMar>
-        </w:tblPrEx>
-        <w:tc>
-          <w:tcPr>
-            <w:tcW w:w="2000" w:type="dxa"/>
-            <w:tcBorders>
-              <w:top w:val="single" w:sz="4" w:space="0" w:color="BFBFBF"/>
-              <w:left w:val="single" w:sz="4" w:space="0" w:color="BFBFBF"/>
-              <w:bottom w:val="single" w:sz="4" w:space="0" w:color="BFBFBF"/>
-              <w:right w:val="single" w:sz="4" w:space="0" w:color="BFBFBF"/>
-            </w:tcBorders>
-            <w:shd w:val="clear" w:color="auto" w:fill="FFFFFF"/>
-            <w:tcMar>
-              <w:top w:w="80" w:type="dxa"/>
-              <w:left w:w="120" w:type="dxa"/>
-              <w:bottom w:w="80" w:type="dxa"/>
-              <w:right w:w="120" w:type="dxa"/>
-            </w:tcMar>
-          </w:tcPr>
-          <w:p>
-            <w:r>
-              <w:rPr>
-                <w:color w:val="000000"/>
-                <w:sz w:val="18"/>
-                <w:szCs w:val="18"/>
-              </w:rPr>
-              <w:t>Business Analyst / QA</w:t>
-            </w:r>
-          </w:p>
-        </w:tc>
-        <w:tc>
-          <w:tcPr>
-            <w:tcW w:w="2600" w:type="dxa"/>
-            <w:tcBorders>
-              <w:top w:val="single" w:sz="4" w:space="0" w:color="BFBFBF"/>
-              <w:left w:val="single" w:sz="4" w:space="0" w:color="BFBFBF"/>
-              <w:bottom w:val="single" w:sz="4" w:space="0" w:color="BFBFBF"/>
-              <w:right w:val="single" w:sz="4" w:space="0" w:color="BFBFBF"/>
-            </w:tcBorders>
-            <w:shd w:val="clear" w:color="auto" w:fill="FFFFFF"/>
-            <w:tcMar>
-              <w:top w:w="80" w:type="dxa"/>
-              <w:left w:w="120" w:type="dxa"/>
-              <w:bottom w:w="80" w:type="dxa"/>
-              <w:right w:w="120" w:type="dxa"/>
-            </w:tcMar>
-          </w:tcPr>
-          <w:p>
-            <w:r>
-              <w:rPr>
-                <w:color w:val="000000"/>
-                <w:sz w:val="18"/>
-                <w:szCs w:val="18"/>
-              </w:rPr>
-              <w:t>Sherry Pellegrini</w:t>
-            </w:r>
-          </w:p>
-        </w:tc>
-        <w:tc>
-          <w:tcPr>
-            <w:tcW w:w="2800" w:type="dxa"/>
-            <w:tcBorders>
-              <w:top w:val="single" w:sz="4" w:space="0" w:color="BFBFBF"/>
-              <w:left w:val="single" w:sz="4" w:space="0" w:color="BFBFBF"/>
-              <w:bottom w:val="single" w:sz="4" w:space="0" w:color="BFBFBF"/>
-              <w:right w:val="single" w:sz="4" w:space="0" w:color="BFBFBF"/>
-            </w:tcBorders>
-            <w:shd w:val="clear" w:color="auto" w:fill="FFFFFF"/>
-            <w:tcMar>
-              <w:top w:w="80" w:type="dxa"/>
-              <w:left w:w="120" w:type="dxa"/>
-              <w:bottom w:w="80" w:type="dxa"/>
-              <w:right w:w="120" w:type="dxa"/>
-            </w:tcMar>
-          </w:tcPr>
-          <w:p/>
-        </w:tc>
-        <w:tc>
-          <w:tcPr>
-            <w:tcW w:w="1960" w:type="dxa"/>
-            <w:tcBorders>
-              <w:top w:val="single" w:sz="4" w:space="0" w:color="BFBFBF"/>
-              <w:left w:val="single" w:sz="4" w:space="0" w:color="BFBFBF"/>
-              <w:bottom w:val="single" w:sz="4" w:space="0" w:color="BFBFBF"/>
-              <w:right w:val="single" w:sz="4" w:space="0" w:color="BFBFBF"/>
-            </w:tcBorders>
-            <w:shd w:val="clear" w:color="auto" w:fill="FFFFFF"/>
-            <w:tcMar>
-              <w:top w:w="80" w:type="dxa"/>
-              <w:left w:w="120" w:type="dxa"/>
-              <w:bottom w:w="80" w:type="dxa"/>
-              <w:right w:w="120" w:type="dxa"/>
-            </w:tcMar>
-          </w:tcPr>
-          <w:p/>
-        </w:tc>
-      </w:tr>
-      <w:tr>
-        <w:tblPrEx>
-          <w:tblCellMar>
-            <w:top w:w="0" w:type="dxa"/>
-            <w:bottom w:w="0" w:type="dxa"/>
-          </w:tblCellMar>
-        </w:tblPrEx>
-        <w:tc>
-          <w:tcPr>
-            <w:tcW w:w="2000" w:type="dxa"/>
-            <w:tcBorders>
-              <w:top w:val="single" w:sz="4" w:space="0" w:color="BFBFBF"/>
-              <w:left w:val="single" w:sz="4" w:space="0" w:color="BFBFBF"/>
-              <w:bottom w:val="single" w:sz="4" w:space="0" w:color="BFBFBF"/>
-              <w:right w:val="single" w:sz="4" w:space="0" w:color="BFBFBF"/>
-            </w:tcBorders>
-            <w:shd w:val="clear" w:color="auto" w:fill="D6E4F0"/>
-            <w:tcMar>
-              <w:top w:w="80" w:type="dxa"/>
-              <w:left w:w="120" w:type="dxa"/>
-              <w:bottom w:w="80" w:type="dxa"/>
-              <w:right w:w="120" w:type="dxa"/>
-            </w:tcMar>
-          </w:tcPr>
-          <w:p>
-            <w:r>
-              <w:rPr>
-                <w:color w:val="000000"/>
-                <w:sz w:val="18"/>
-                <w:szCs w:val="18"/>
-              </w:rPr>
-              <w:t xml:space="preserve">Tech </w:t>
-            </w:r>
-            <w:proofErr w:type="gramStart"/>
-            <w:r>
-              <w:rPr>
-                <w:color w:val="000000"/>
-                <w:sz w:val="18"/>
-                <w:szCs w:val="18"/>
-              </w:rPr>
-              <w:t>Lead</w:t>
-            </w:r>
-            <w:proofErr w:type="gramEnd"/>
-          </w:p>
-        </w:tc>
-        <w:tc>
-          <w:tcPr>
-            <w:tcW w:w="2600" w:type="dxa"/>
-            <w:tcBorders>
-              <w:top w:val="single" w:sz="4" w:space="0" w:color="BFBFBF"/>
-              <w:left w:val="single" w:sz="4" w:space="0" w:color="BFBFBF"/>
-              <w:bottom w:val="single" w:sz="4" w:space="0" w:color="BFBFBF"/>
-              <w:right w:val="single" w:sz="4" w:space="0" w:color="BFBFBF"/>
-            </w:tcBorders>
-            <w:shd w:val="clear" w:color="auto" w:fill="D6E4F0"/>
-            <w:tcMar>
-              <w:top w:w="80" w:type="dxa"/>
-              <w:left w:w="120" w:type="dxa"/>
-              <w:bottom w:w="80" w:type="dxa"/>
-              <w:right w:w="120" w:type="dxa"/>
-            </w:tcMar>
-          </w:tcPr>
-          <w:p>
-            <w:r>
-              <w:rPr>
-                <w:color w:val="000000"/>
-                <w:sz w:val="18"/>
-                <w:szCs w:val="18"/>
-              </w:rPr>
-              <w:t>Robert Cobas</w:t>
-            </w:r>
-          </w:p>
-        </w:tc>
-        <w:tc>
-          <w:tcPr>
-            <w:tcW w:w="2800" w:type="dxa"/>
-            <w:tcBorders>
-              <w:top w:val="single" w:sz="4" w:space="0" w:color="BFBFBF"/>
-              <w:left w:val="single" w:sz="4" w:space="0" w:color="BFBFBF"/>
-              <w:bottom w:val="single" w:sz="4" w:space="0" w:color="BFBFBF"/>
-              <w:right w:val="single" w:sz="4" w:space="0" w:color="BFBFBF"/>
-            </w:tcBorders>
-            <w:shd w:val="clear" w:color="auto" w:fill="D6E4F0"/>
-            <w:tcMar>
-              <w:top w:w="80" w:type="dxa"/>
-              <w:left w:w="120" w:type="dxa"/>
-              <w:bottom w:w="80" w:type="dxa"/>
-              <w:right w:w="120" w:type="dxa"/>
-            </w:tcMar>
-          </w:tcPr>
-          <w:p/>
-        </w:tc>
-        <w:tc>
-          <w:tcPr>
-            <w:tcW w:w="1960" w:type="dxa"/>
-            <w:tcBorders>
-              <w:top w:val="single" w:sz="4" w:space="0" w:color="BFBFBF"/>
-              <w:left w:val="single" w:sz="4" w:space="0" w:color="BFBFBF"/>
-              <w:bottom w:val="single" w:sz="4" w:space="0" w:color="BFBFBF"/>
-              <w:right w:val="single" w:sz="4" w:space="0" w:color="BFBFBF"/>
-            </w:tcBorders>
-            <w:shd w:val="clear" w:color="auto" w:fill="D6E4F0"/>
-            <w:tcMar>
-              <w:top w:w="80" w:type="dxa"/>
-              <w:left w:w="120" w:type="dxa"/>
-              <w:bottom w:w="80" w:type="dxa"/>
-              <w:right w:w="120" w:type="dxa"/>
-            </w:tcMar>
-          </w:tcPr>
-          <w:p/>
-        </w:tc>
-      </w:tr>
-    </w:tbl>
-    <w:p>
-      <w:pPr>
-        <w:spacing w:before="200"/>
-      </w:pPr>
-    </w:p>
-    <w:p>
-      <w:pPr>
-        <w:spacing w:before="60" w:after="60"/>
-      </w:pPr>
-      <w:r>
-        <w:rPr>
-          <w:b/>
-          <w:bCs/>
-        </w:rPr>
-        <w:t xml:space="preserve">Modification History (TI </w:t>
-      </w:r>
-      <w:proofErr w:type="spellStart"/>
-      <w:r>
-        <w:rPr>
-          <w:b/>
-          <w:bCs/>
-        </w:rPr>
-        <w:t>Prolog</w:t>
-      </w:r>
-      <w:proofErr w:type="spellEnd"/>
-      <w:r>
-        <w:rPr>
-          <w:b/>
-          <w:bCs/>
-        </w:rPr>
-        <w:t xml:space="preserve"> – both processes):</w:t>
-      </w:r>
-    </w:p>
-    <w:p>
-      <w:pPr>
-        <w:spacing w:before="40"/>
-      </w:pPr>
-    </w:p>
-    <w:p>
-      <w:pPr>
-        <w:shd w:val="clear" w:color="auto" w:fill="F4F4F4"/>
-        <w:ind w:left="360"/>
-      </w:pPr>
-      <w:r>
-        <w:rPr>
-          <w:rFonts w:ascii="Courier New" w:eastAsia="Courier New" w:hAnsi="Courier New" w:cs="Courier New"/>
-          <w:color w:val="1F3864"/>
-          <w:sz w:val="17"/>
-          <w:szCs w:val="17"/>
-        </w:rPr>
-        <w:t># MODIFICATION HISTORY:</w:t>
-      </w:r>
-    </w:p>
-    <w:p>
-      <w:pPr>
-        <w:shd w:val="clear" w:color="auto" w:fill="F4F4F4"/>
-        <w:ind w:left="360"/>
-      </w:pPr>
-      <w:r>
-        <w:rPr>
-          <w:rFonts w:ascii="Courier New" w:eastAsia="Courier New" w:hAnsi="Courier New" w:cs="Courier New"/>
-          <w:color w:val="1F3864"/>
-          <w:sz w:val="17"/>
-          <w:szCs w:val="17"/>
-        </w:rPr>
-        <w:t>#   07-06-2023 Created NA/</w:t>
-      </w:r>
-      <w:proofErr w:type="spellStart"/>
-      <w:r>
-        <w:rPr>
-          <w:rFonts w:ascii="Courier New" w:eastAsia="Courier New" w:hAnsi="Courier New" w:cs="Courier New"/>
-          <w:color w:val="1F3864"/>
-          <w:sz w:val="17"/>
-          <w:szCs w:val="17"/>
-        </w:rPr>
-        <w:t>QueBIT</w:t>
-      </w:r>
-      <w:proofErr w:type="spellEnd"/>
-    </w:p>
-    <w:p>
-      <w:pPr>
-        <w:shd w:val="clear" w:color="auto" w:fill="F4F4F4"/>
-        <w:ind w:left="360"/>
-      </w:pPr>
-      <w:r>
-        <w:rPr>
-          <w:rFonts w:ascii="Courier New" w:eastAsia="Courier New" w:hAnsi="Courier New" w:cs="Courier New"/>
-          <w:color w:val="1F3864"/>
-          <w:sz w:val="17"/>
-          <w:szCs w:val="17"/>
-        </w:rPr>
-        <w:t xml:space="preserve">#   05-19-2026 PBI-XXXX: Added conditional CELLPUTS </w:t>
-      </w:r>
-      <w:proofErr w:type="gramStart"/>
-      <w:r>
-        <w:rPr>
-          <w:rFonts w:ascii="Courier New" w:eastAsia="Courier New" w:hAnsi="Courier New" w:cs="Courier New"/>
-          <w:color w:val="1F3864"/>
-          <w:sz w:val="17"/>
-          <w:szCs w:val="17"/>
-        </w:rPr>
-        <w:t>CAMID("::</w:t>
-      </w:r>
-      <w:proofErr w:type="gramEnd"/>
-      <w:r>
-        <w:rPr>
-          <w:rFonts w:ascii="Courier New" w:eastAsia="Courier New" w:hAnsi="Courier New" w:cs="Courier New"/>
-          <w:color w:val="1F3864"/>
-          <w:sz w:val="17"/>
-          <w:szCs w:val="17"/>
-        </w:rPr>
-        <w:t>Everyone</w:t>
-      </w:r>
-      <w:proofErr w:type="gramStart"/>
-      <w:r>
-        <w:rPr>
-          <w:rFonts w:ascii="Courier New" w:eastAsia="Courier New" w:hAnsi="Courier New" w:cs="Courier New"/>
-          <w:color w:val="1F3864"/>
-          <w:sz w:val="17"/>
-          <w:szCs w:val="17"/>
-        </w:rPr>
-        <w:t>")=</w:t>
-      </w:r>
-      <w:proofErr w:type="gramEnd"/>
-      <w:r>
-        <w:rPr>
-          <w:rFonts w:ascii="Courier New" w:eastAsia="Courier New" w:hAnsi="Courier New" w:cs="Courier New"/>
-          <w:color w:val="1F3864"/>
-          <w:sz w:val="17"/>
-          <w:szCs w:val="17"/>
-        </w:rPr>
-        <w:t>READ</w:t>
-      </w:r>
-    </w:p>
-    <w:p>
-      <w:pPr>
-        <w:shd w:val="clear" w:color="auto" w:fill="F4F4F4"/>
-        <w:ind w:left="360"/>
-      </w:pPr>
-      <w:r>
-        <w:rPr>
-          <w:rFonts w:ascii="Courier New" w:eastAsia="Courier New" w:hAnsi="Courier New" w:cs="Courier New"/>
-          <w:color w:val="1F3864"/>
-          <w:sz w:val="17"/>
-          <w:szCs w:val="17"/>
-        </w:rPr>
-        <w:t xml:space="preserve">#              </w:t>
-      </w:r>
-      <w:proofErr w:type="gramStart"/>
-      <w:r>
-        <w:rPr>
-          <w:rFonts w:ascii="Courier New" w:eastAsia="Courier New" w:hAnsi="Courier New" w:cs="Courier New"/>
-          <w:color w:val="1F3864"/>
-          <w:sz w:val="17"/>
-          <w:szCs w:val="17"/>
-        </w:rPr>
-        <w:t>to }</w:t>
-      </w:r>
-      <w:proofErr w:type="spellStart"/>
-      <w:r>
-        <w:rPr>
-          <w:rFonts w:ascii="Courier New" w:eastAsia="Courier New" w:hAnsi="Courier New" w:cs="Courier New"/>
-          <w:color w:val="1F3864"/>
-          <w:sz w:val="17"/>
-          <w:szCs w:val="17"/>
-        </w:rPr>
-        <w:t>ElementSecurity</w:t>
-      </w:r>
-      <w:proofErr w:type="gramEnd"/>
-      <w:r>
-        <w:rPr>
-          <w:rFonts w:ascii="Courier New" w:eastAsia="Courier New" w:hAnsi="Courier New" w:cs="Courier New"/>
-          <w:color w:val="1F3864"/>
-          <w:sz w:val="17"/>
-          <w:szCs w:val="17"/>
-        </w:rPr>
-        <w:t>_Version</w:t>
-      </w:r>
-      <w:proofErr w:type="spellEnd"/>
-      <w:r>
-        <w:rPr>
-          <w:rFonts w:ascii="Courier New" w:eastAsia="Courier New" w:hAnsi="Courier New" w:cs="Courier New"/>
-          <w:color w:val="1F3864"/>
-          <w:sz w:val="17"/>
-          <w:szCs w:val="17"/>
-        </w:rPr>
-        <w:t xml:space="preserve"> and SECURITYREFRESH in </w:t>
-      </w:r>
-      <w:proofErr w:type="spellStart"/>
-      <w:r>
-        <w:rPr>
-          <w:rFonts w:ascii="Courier New" w:eastAsia="Courier New" w:hAnsi="Courier New" w:cs="Courier New"/>
-          <w:color w:val="1F3864"/>
-          <w:sz w:val="17"/>
-          <w:szCs w:val="17"/>
-        </w:rPr>
-        <w:t>Epilog</w:t>
-      </w:r>
-      <w:proofErr w:type="spellEnd"/>
-      <w:r>
-        <w:rPr>
-          <w:rFonts w:ascii="Courier New" w:eastAsia="Courier New" w:hAnsi="Courier New" w:cs="Courier New"/>
-          <w:color w:val="1F3864"/>
-          <w:sz w:val="17"/>
-          <w:szCs w:val="17"/>
-        </w:rPr>
-        <w:t>.</w:t>
-      </w:r>
-    </w:p>
-    <w:p>
-      <w:pPr>
-        <w:shd w:val="clear" w:color="auto" w:fill="F4F4F4"/>
-        <w:ind w:left="360"/>
-      </w:pPr>
-      <w:r>
-        <w:rPr>
-          <w:rFonts w:ascii="Courier New" w:eastAsia="Courier New" w:hAnsi="Courier New" w:cs="Courier New"/>
-          <w:color w:val="1F3864"/>
-          <w:sz w:val="17"/>
-          <w:szCs w:val="17"/>
-        </w:rPr>
-        <w:t>#              Fix applies only when new Version element is created.</w:t>
-      </w:r>
-    </w:p>
-    <w:p>
-      <w:pPr>
-        <w:shd w:val="clear" w:color="auto" w:fill="F4F4F4"/>
-        <w:ind w:left="360"/>
-      </w:pPr>
-      <w:r>
-        <w:rPr>
-          <w:rFonts w:ascii="Courier New" w:eastAsia="Courier New" w:hAnsi="Courier New" w:cs="Courier New"/>
-          <w:color w:val="1F3864"/>
-          <w:sz w:val="17"/>
-          <w:szCs w:val="17"/>
-        </w:rPr>
-        <w:t>#              CELLGETS guard prevents duplicate writes on rerun.</w:t>
-      </w:r>
-    </w:p>
-    <w:p>
-      <w:pPr>
-        <w:shd w:val="clear" w:color="auto" w:fill="F4F4F4"/>
-        <w:ind w:left="360"/>
-      </w:pPr>
-      <w:r>
-        <w:rPr>
-          <w:rFonts w:ascii="Courier New" w:eastAsia="Courier New" w:hAnsi="Courier New" w:cs="Courier New"/>
-          <w:color w:val="1F3864"/>
-          <w:sz w:val="17"/>
-          <w:szCs w:val="17"/>
-        </w:rPr>
-        <w:t>#              Root cause: DIMENSIONELEMENTINSERTDIRECT created element without</w:t>
-      </w:r>
-    </w:p>
-    <w:p>
-      <w:pPr>
-        <w:shd w:val="clear" w:color="auto" w:fill="F4F4F4"/>
-        <w:ind w:left="360"/>
-      </w:pPr>
-      <w:r>
-        <w:rPr>
-          <w:rFonts w:ascii="Courier New" w:eastAsia="Courier New" w:hAnsi="Courier New" w:cs="Courier New"/>
-          <w:color w:val="1F3864"/>
-          <w:sz w:val="17"/>
-          <w:szCs w:val="17"/>
-        </w:rPr>
-        <w:t>#              security stamp causing intermittent visibility gap.  NP</w:t>
-      </w:r>
-    </w:p>
-    <w:p>
-      <w:pPr>
-        <w:spacing w:before="300"/>
-      </w:pPr>
-    </w:p>
-    <w:p>
-      <w:pPr>
-        <w:pBdr>
-          <w:top w:val="single" w:sz="6" w:space="4" w:color="2E75B6"/>
-        </w:pBdr>
-        <w:spacing w:before="120"/>
-        <w:jc w:val="center"/>
-      </w:pPr>
-      <w:r>
-        <w:rPr>
-          <w:i/>
-          <w:iCs/>
-          <w:color w:val="595959"/>
-          <w:sz w:val="16"/>
-          <w:szCs w:val="16"/>
-        </w:rPr>
-        <w:t xml:space="preserve">Assurant Business </w:t>
-      </w:r>
-      <w:proofErr w:type="gramStart"/>
-      <w:r>
-        <w:rPr>
-          <w:i/>
-          <w:iCs/>
-          <w:color w:val="595959"/>
-          <w:sz w:val="16"/>
-          <w:szCs w:val="16"/>
-        </w:rPr>
-        <w:t>Analytics  |</w:t>
-      </w:r>
-      <w:proofErr w:type="gramEnd"/>
-      <w:r>
-        <w:rPr>
-          <w:i/>
-          <w:iCs/>
-          <w:color w:val="595959"/>
-          <w:sz w:val="16"/>
-          <w:szCs w:val="16"/>
-        </w:rPr>
-        <w:t xml:space="preserve">  IBM Planning Analytics (</w:t>
-      </w:r>
-      <w:proofErr w:type="gramStart"/>
-      <w:r>
-        <w:rPr>
-          <w:i/>
-          <w:iCs/>
-          <w:color w:val="595959"/>
-          <w:sz w:val="16"/>
-          <w:szCs w:val="16"/>
-        </w:rPr>
-        <w:t>EPA)  |</w:t>
-      </w:r>
-      <w:proofErr w:type="gramEnd"/>
-      <w:r>
-        <w:rPr>
-          <w:i/>
-          <w:iCs/>
-          <w:color w:val="595959"/>
-          <w:sz w:val="16"/>
-          <w:szCs w:val="16"/>
-        </w:rPr>
-        <w:t xml:space="preserve">  Document prepared by: Niranjan Patra, Senior Engineer</w:t>
-      </w:r>
-    </w:p>
+    <w:p/>
     <w:sectPr>
       <w:headerReference w:type="default" r:id="rId7"/>
       <w:footerReference w:type="default" r:id="rId8"/>
@@ -11431,86 +10218,6 @@
         <w:top w:val="single" w:sz="6" w:space="4" w:color="2E75B6"/>
       </w:pBdr>
     </w:pPr>
-    <w:r>
-      <w:rPr>
-        <w:color w:val="595959"/>
-        <w:sz w:val="16"/>
-        <w:szCs w:val="16"/>
-      </w:rPr>
-      <w:t xml:space="preserve">PBI Technical Document  |  Author: Niranjan Patra  |  Page </w:t>
-    </w:r>
-    <w:r>
-      <w:rPr>
-        <w:color w:val="595959"/>
-        <w:sz w:val="16"/>
-        <w:szCs w:val="16"/>
-      </w:rPr>
-      <w:fldChar w:fldCharType="begin"/>
-    </w:r>
-    <w:r>
-      <w:rPr>
-        <w:color w:val="595959"/>
-        <w:sz w:val="16"/>
-        <w:szCs w:val="16"/>
-      </w:rPr>
-      <w:instrText>PAGE</w:instrText>
-    </w:r>
-    <w:r>
-      <w:rPr>
-        <w:color w:val="595959"/>
-        <w:sz w:val="16"/>
-        <w:szCs w:val="16"/>
-      </w:rPr>
-      <w:fldChar w:fldCharType="separate"/>
-    </w:r>
-    <w:r>
-      <w:rPr>
-        <w:color w:val="595959"/>
-        <w:sz w:val="16"/>
-        <w:szCs w:val="16"/>
-      </w:rPr>
-      <w:fldChar w:fldCharType="end"/>
-    </w:r>
-    <w:r>
-      <w:rPr>
-        <w:color w:val="595959"/>
-        <w:sz w:val="16"/>
-        <w:szCs w:val="16"/>
-      </w:rPr>
-      <w:t xml:space="preserve"> of </w:t>
-    </w:r>
-    <w:r>
-      <w:rPr>
-        <w:color w:val="595959"/>
-        <w:sz w:val="16"/>
-        <w:szCs w:val="16"/>
-      </w:rPr>
-      <w:fldChar w:fldCharType="begin"/>
-    </w:r>
-    <w:r>
-      <w:rPr>
-        <w:color w:val="595959"/>
-        <w:sz w:val="16"/>
-        <w:szCs w:val="16"/>
-      </w:rPr>
-      <w:instrText>NUMPAGES</w:instrText>
-    </w:r>
-    <w:r>
-      <w:rPr>
-        <w:color w:val="595959"/>
-        <w:sz w:val="16"/>
-        <w:szCs w:val="16"/>
-      </w:rPr>
-      <w:fldChar w:fldCharType="separate"/>
-    </w:r>
-    <w:r>
-      <w:rPr>
-        <w:color w:val="595959"/>
-        <w:sz w:val="16"/>
-        <w:szCs w:val="16"/>
-      </w:rPr>
-      <w:fldChar w:fldCharType="end"/>
-    </w:r>
   </w:p>
 </w:ftr>
 </file>
@@ -11545,33 +10252,6 @@
         <w:tab w:val="right" w:pos="9360"/>
       </w:tabs>
     </w:pPr>
-    <w:r>
-      <w:rPr>
-        <w:b/>
-        <w:bCs/>
-        <w:color w:val="1F3864"/>
-        <w:sz w:val="18"/>
-        <w:szCs w:val="18"/>
-      </w:rPr>
-      <w:t>ASSURANT  |  Business Analytics  |  IBM Planning Analytics (EPA)</w:t>
-    </w:r>
-    <w:r>
-      <w:rPr>
-        <w:sz w:val="18"/>
-        <w:szCs w:val="18"/>
-      </w:rPr>
-      <w:tab/>
-    </w:r>
-    <w:r>
-      <w:rPr>
-        <w:b/>
-        <w:bCs/>
-        <w:color w:val="C00000"/>
-        <w:sz w:val="16"/>
-        <w:szCs w:val="16"/>
-      </w:rPr>
-      <w:t>CONFIDENTIAL</w:t>
-    </w:r>
   </w:p>
 </w:hdr>
 </file>
@@ -11579,96 +10259,10 @@
 <file path=word/numbering.xml><?xml version="1.0" encoding="utf-8"?>
 <w:numbering xmlns:wpc="http://schemas.microsoft.com/office/word/2010/wordprocessingCanvas" xmlns:cx="http://schemas.microsoft.com/office/drawing/2014/chartex" xmlns:cx1="http://schemas.microsoft.com/office/drawing/2015/9/8/chartex" xmlns:cx2="http://schemas.microsoft.com/office/drawing/2015/10/21/chartex" xmlns:cx3="http://schemas.microsoft.com/office/drawing/2016/5/9/chartex" xmlns:cx4="http://schemas.microsoft.com/office/drawing/2016/5/10/chartex" xmlns:cx5="http://schemas.microsoft.com/office/drawing/2016/5/11/chartex" xmlns:cx6="http://schemas.microsoft.com/office/drawing/2016/5/12/chartex" xmlns:cx7="http://schemas.microsoft.com/office/drawing/2016/5/13/chartex" xmlns:cx8="http://schemas.microsoft.com/office/drawing/2016/5/14/chartex" xmlns:mc="http://schemas.openxmlformats.org/markup-compatibility/2006" xmlns:aink="http://schemas.microsoft.com/office/drawing/2016/ink" xmlns:am3d="http://schemas.microsoft.com/office/drawing/2017/model3d" xmlns:o="urn:schemas-microsoft-com:office:office" xmlns:oel="http://schemas.microsoft.com/office/2019/extlst" xmlns:r="http://schemas.openxmlformats.org/officeDocument/2006/relationships" xmlns:m="http://schemas.openxmlformats.org/officeDocument/2006/math" xmlns:v="urn:schemas-microsoft-com:vml" xmlns:wp14="http://schemas.microsoft.com/office/word/2010/wordprocessingDrawing" xmlns:wp="http://schemas.openxmlformats.org/drawingml/2006/wordprocessingDrawing" xmlns:w10="urn:schemas-microsoft-com:office:word" xmlns:w="http://schemas.openxmlformats.org/wordprocessingml/2006/main" xmlns:w14="http://schemas.microsoft.com/office/word/2010/wordml" xmlns:w15="http://schemas.microsoft.com/office/word/2012/wordml" xmlns:w16cex="http://schemas.microsoft.com/office/word/2018/wordml/cex" xmlns:w16cid="http://schemas.microsoft.com/office/word/2016/wordml/cid" xmlns:w16="http://schemas.microsoft.com/office/word/2018/wordml" xmlns:w16du="http://schemas.microsoft.com/office/word/2023/wordml/word16du" xmlns:w16sdtdh="http://schemas.microsoft.com/office/word/2020/wordml/sdtdatahash" xmlns:w16sdtfl="http://schemas.microsoft.com/office/word/2024/wordml/sdtformatlock" xmlns:w16se="http://schemas.microsoft.com/office/word/2015/wordml/symex" xmlns:wpg="http://schemas.microsoft.com/office/word/2010/wordprocessingGroup" xmlns:wpi="http://schemas.microsoft.com/office/word/2010/wordprocessingInk" xmlns:wne="http://schemas.microsoft.com/office/word/2006/wordml" xmlns:wps="http://schemas.microsoft.com/office/word/2010/wordprocessingShape" mc:Ignorable="w14 w15 w16se w16cid w16 w16cex w16sdtdh w16sdtfl w16du wp14">
   <w:abstractNum w:abstractNumId="0" w15:restartNumberingAfterBreak="0">
-    <w:nsid w:val="1E8F07C8"/>
+    <w:nsid w:val="1DA74D1B"/>
     <w:multiLevelType w:val="hybridMultilevel"/>
-    <w:tmpl w:val="86DE5866"/>
-    <w:lvl w:ilvl="0" w:tplc="D5BC4AC8">
-      <w:start w:val="1"/>
-      <w:numFmt w:val="bullet"/>
-      <w:lvlText w:val="●"/>
-      <w:lvlJc w:val="left"/>
-      <w:pPr>
-        <w:ind w:left="720" w:hanging="360"/>
-      </w:pPr>
-    </w:lvl>
-    <w:lvl w:ilvl="1" w:tplc="572E0C90">
-      <w:start w:val="1"/>
-      <w:numFmt w:val="bullet"/>
-      <w:lvlText w:val="○"/>
-      <w:lvlJc w:val="left"/>
-      <w:pPr>
-        <w:ind w:left="1440" w:hanging="360"/>
-      </w:pPr>
-    </w:lvl>
-    <w:lvl w:ilvl="2" w:tplc="4FCE0982">
-      <w:start w:val="1"/>
-      <w:numFmt w:val="bullet"/>
-      <w:lvlText w:val="■"/>
-      <w:lvlJc w:val="left"/>
-      <w:pPr>
-        <w:ind w:left="2160" w:hanging="360"/>
-      </w:pPr>
-    </w:lvl>
-    <w:lvl w:ilvl="3" w:tplc="21A4FF0A">
-      <w:start w:val="1"/>
-      <w:numFmt w:val="bullet"/>
-      <w:lvlText w:val="●"/>
-      <w:lvlJc w:val="left"/>
-      <w:pPr>
-        <w:ind w:left="2880" w:hanging="360"/>
-      </w:pPr>
-    </w:lvl>
-    <w:lvl w:ilvl="4" w:tplc="EC8E8CB6">
-      <w:start w:val="1"/>
-      <w:numFmt w:val="bullet"/>
-      <w:lvlText w:val="○"/>
-      <w:lvlJc w:val="left"/>
-      <w:pPr>
-        <w:ind w:left="3600" w:hanging="360"/>
-      </w:pPr>
-    </w:lvl>
-    <w:lvl w:ilvl="5" w:tplc="C6880A2C">
-      <w:start w:val="1"/>
-      <w:numFmt w:val="bullet"/>
-      <w:lvlText w:val="■"/>
-      <w:lvlJc w:val="left"/>
-      <w:pPr>
-        <w:ind w:left="4320" w:hanging="360"/>
-      </w:pPr>
-    </w:lvl>
-    <w:lvl w:ilvl="6" w:tplc="AF58410E">
-      <w:start w:val="1"/>
-      <w:numFmt w:val="bullet"/>
-      <w:lvlText w:val="●"/>
-      <w:lvlJc w:val="left"/>
-      <w:pPr>
-        <w:ind w:left="5040" w:hanging="360"/>
-      </w:pPr>
-    </w:lvl>
-    <w:lvl w:ilvl="7" w:tplc="1AF0E1AA">
-      <w:start w:val="1"/>
-      <w:numFmt w:val="bullet"/>
-      <w:lvlText w:val="●"/>
-      <w:lvlJc w:val="left"/>
-      <w:pPr>
-        <w:ind w:left="5760" w:hanging="360"/>
-      </w:pPr>
-    </w:lvl>
-    <w:lvl w:ilvl="8" w:tplc="E0FA7224">
-      <w:start w:val="1"/>
-      <w:numFmt w:val="bullet"/>
-      <w:lvlText w:val="●"/>
-      <w:lvlJc w:val="left"/>
-      <w:pPr>
-        <w:ind w:left="6480" w:hanging="360"/>
-      </w:pPr>
-    </w:lvl>
-  </w:abstractNum>
-  <w:abstractNum w:abstractNumId="1" w15:restartNumberingAfterBreak="0">
-    <w:nsid w:val="35CB5813"/>
-    <w:multiLevelType w:val="hybridMultilevel"/>
-    <w:tmpl w:val="3D4CDE4A"/>
-    <w:lvl w:ilvl="0" w:tplc="380C7126">
+    <w:tmpl w:val="AA2CFBF8"/>
+    <w:lvl w:ilvl="0" w:tplc="DDBACE0C">
       <w:start w:val="1"/>
       <w:numFmt w:val="bullet"/>
       <w:lvlText w:val="✓"/>
@@ -11677,168 +10271,254 @@
         <w:ind w:left="600" w:hanging="300"/>
       </w:pPr>
     </w:lvl>
-    <w:lvl w:ilvl="1" w:tplc="3C342A7A">
+    <w:lvl w:ilvl="1" w:tplc="4412E1EC">
       <w:numFmt w:val="decimal"/>
       <w:lvlText w:val=""/>
       <w:lvlJc w:val="left"/>
     </w:lvl>
-    <w:lvl w:ilvl="2" w:tplc="CFE2A77A">
+    <w:lvl w:ilvl="2" w:tplc="AC7EE462">
       <w:numFmt w:val="decimal"/>
       <w:lvlText w:val=""/>
       <w:lvlJc w:val="left"/>
     </w:lvl>
-    <w:lvl w:ilvl="3" w:tplc="A26CAE9C">
+    <w:lvl w:ilvl="3" w:tplc="13D89E58">
       <w:numFmt w:val="decimal"/>
       <w:lvlText w:val=""/>
       <w:lvlJc w:val="left"/>
     </w:lvl>
-    <w:lvl w:ilvl="4" w:tplc="41523ACA">
+    <w:lvl w:ilvl="4" w:tplc="25F445FE">
       <w:numFmt w:val="decimal"/>
       <w:lvlText w:val=""/>
       <w:lvlJc w:val="left"/>
     </w:lvl>
-    <w:lvl w:ilvl="5" w:tplc="D3D646C4">
+    <w:lvl w:ilvl="5" w:tplc="718C68D0">
       <w:numFmt w:val="decimal"/>
       <w:lvlText w:val=""/>
       <w:lvlJc w:val="left"/>
     </w:lvl>
-    <w:lvl w:ilvl="6" w:tplc="5D3AD5A8">
+    <w:lvl w:ilvl="6" w:tplc="71BCDB5A">
       <w:numFmt w:val="decimal"/>
       <w:lvlText w:val=""/>
       <w:lvlJc w:val="left"/>
     </w:lvl>
-    <w:lvl w:ilvl="7" w:tplc="327C32E4">
+    <w:lvl w:ilvl="7" w:tplc="8EB42B7C">
       <w:numFmt w:val="decimal"/>
       <w:lvlText w:val=""/>
       <w:lvlJc w:val="left"/>
     </w:lvl>
-    <w:lvl w:ilvl="8" w:tplc="E458B1C6">
+    <w:lvl w:ilvl="8" w:tplc="902A158A">
+      <w:numFmt w:val="decimal"/>
+      <w:lvlText w:val=""/>
+      <w:lvlJc w:val="left"/>
+    </w:lvl>
+  </w:abstractNum>
+  <w:abstractNum w:abstractNumId="1" w15:restartNumberingAfterBreak="0">
+    <w:nsid w:val="2E646C8B"/>
+    <w:multiLevelType w:val="hybridMultilevel"/>
+    <w:tmpl w:val="9C586D50"/>
+    <w:lvl w:ilvl="0" w:tplc="F94697AA">
+      <w:start w:val="1"/>
+      <w:numFmt w:val="bullet"/>
+      <w:lvlText w:val="•"/>
+      <w:lvlJc w:val="left"/>
+      <w:pPr>
+        <w:ind w:left="600" w:hanging="300"/>
+      </w:pPr>
+    </w:lvl>
+    <w:lvl w:ilvl="1" w:tplc="04E874D8">
+      <w:numFmt w:val="decimal"/>
+      <w:lvlText w:val=""/>
+      <w:lvlJc w:val="left"/>
+    </w:lvl>
+    <w:lvl w:ilvl="2" w:tplc="02E2DB16">
+      <w:numFmt w:val="decimal"/>
+      <w:lvlText w:val=""/>
+      <w:lvlJc w:val="left"/>
+    </w:lvl>
+    <w:lvl w:ilvl="3" w:tplc="83D03B18">
+      <w:numFmt w:val="decimal"/>
+      <w:lvlText w:val=""/>
+      <w:lvlJc w:val="left"/>
+    </w:lvl>
+    <w:lvl w:ilvl="4" w:tplc="52CA6C10">
+      <w:numFmt w:val="decimal"/>
+      <w:lvlText w:val=""/>
+      <w:lvlJc w:val="left"/>
+    </w:lvl>
+    <w:lvl w:ilvl="5" w:tplc="3B8838E8">
+      <w:numFmt w:val="decimal"/>
+      <w:lvlText w:val=""/>
+      <w:lvlJc w:val="left"/>
+    </w:lvl>
+    <w:lvl w:ilvl="6" w:tplc="AD809726">
+      <w:numFmt w:val="decimal"/>
+      <w:lvlText w:val=""/>
+      <w:lvlJc w:val="left"/>
+    </w:lvl>
+    <w:lvl w:ilvl="7" w:tplc="0B06389A">
+      <w:numFmt w:val="decimal"/>
+      <w:lvlText w:val=""/>
+      <w:lvlJc w:val="left"/>
+    </w:lvl>
+    <w:lvl w:ilvl="8" w:tplc="D51893DC">
       <w:numFmt w:val="decimal"/>
       <w:lvlText w:val=""/>
       <w:lvlJc w:val="left"/>
     </w:lvl>
   </w:abstractNum>
   <w:abstractNum w:abstractNumId="2" w15:restartNumberingAfterBreak="0">
-    <w:nsid w:val="3C721831"/>
+    <w:nsid w:val="56097040"/>
     <w:multiLevelType w:val="hybridMultilevel"/>
-    <w:tmpl w:val="A038EFE4"/>
-    <w:lvl w:ilvl="0" w:tplc="C32ACA06">
+    <w:tmpl w:val="0916EECA"/>
+    <w:lvl w:ilvl="0" w:tplc="4956DFE2">
       <w:start w:val="1"/>
       <w:numFmt w:val="bullet"/>
-      <w:lvlText w:val="•"/>
+      <w:lvlText w:val="●"/>
       <w:lvlJc w:val="left"/>
       <w:pPr>
+        <w:ind w:left="720" w:hanging="360"/>
+      </w:pPr>
+    </w:lvl>
+    <w:lvl w:ilvl="1" w:tplc="5FD4D2D6">
+      <w:start w:val="1"/>
+      <w:numFmt w:val="bullet"/>
+      <w:lvlText w:val="○"/>
+      <w:lvlJc w:val="left"/>
+      <w:pPr>
+        <w:ind w:left="1440" w:hanging="360"/>
+      </w:pPr>
+    </w:lvl>
+    <w:lvl w:ilvl="2" w:tplc="DD08103C">
+      <w:start w:val="1"/>
+      <w:numFmt w:val="bullet"/>
+      <w:lvlText w:val="■"/>
+      <w:lvlJc w:val="left"/>
+      <w:pPr>
+        <w:ind w:left="2160" w:hanging="360"/>
+      </w:pPr>
+    </w:lvl>
+    <w:lvl w:ilvl="3" w:tplc="0E94BE66">
+      <w:start w:val="1"/>
+      <w:numFmt w:val="bullet"/>
+      <w:lvlText w:val="●"/>
+      <w:lvlJc w:val="left"/>
+      <w:pPr>
+        <w:ind w:left="2880" w:hanging="360"/>
+      </w:pPr>
+    </w:lvl>
+    <w:lvl w:ilvl="4" w:tplc="C916FC5E">
+      <w:start w:val="1"/>
+      <w:numFmt w:val="bullet"/>
+      <w:lvlText w:val="○"/>
+      <w:lvlJc w:val="left"/>
+      <w:pPr>
+        <w:ind w:left="3600" w:hanging="360"/>
+      </w:pPr>
+    </w:lvl>
+    <w:lvl w:ilvl="5" w:tplc="472258F4">
+      <w:start w:val="1"/>
+      <w:numFmt w:val="bullet"/>
+      <w:lvlText w:val="■"/>
+      <w:lvlJc w:val="left"/>
+      <w:pPr>
+        <w:ind w:left="4320" w:hanging="360"/>
+      </w:pPr>
+    </w:lvl>
+    <w:lvl w:ilvl="6" w:tplc="027EF44C">
+      <w:start w:val="1"/>
+      <w:numFmt w:val="bullet"/>
+      <w:lvlText w:val="●"/>
+      <w:lvlJc w:val="left"/>
+      <w:pPr>
+        <w:ind w:left="5040" w:hanging="360"/>
+      </w:pPr>
+    </w:lvl>
+    <w:lvl w:ilvl="7" w:tplc="CE16D51C">
+      <w:start w:val="1"/>
+      <w:numFmt w:val="bullet"/>
+      <w:lvlText w:val="●"/>
+      <w:lvlJc w:val="left"/>
+      <w:pPr>
+        <w:ind w:left="5760" w:hanging="360"/>
+      </w:pPr>
+    </w:lvl>
+    <w:lvl w:ilvl="8" w:tplc="1BE80CA8">
+      <w:start w:val="1"/>
+      <w:numFmt w:val="bullet"/>
+      <w:lvlText w:val="●"/>
+      <w:lvlJc w:val="left"/>
+      <w:pPr>
+        <w:ind w:left="6480" w:hanging="360"/>
+      </w:pPr>
+    </w:lvl>
+  </w:abstractNum>
+  <w:abstractNum w:abstractNumId="3" w15:restartNumberingAfterBreak="0">
+    <w:nsid w:val="78B92A21"/>
+    <w:multiLevelType w:val="hybridMultilevel"/>
+    <w:tmpl w:val="F2BA595C"/>
+    <w:lvl w:ilvl="0" w:tplc="75F83280">
+      <w:start w:val="1"/>
+      <w:numFmt w:val="decimal"/>
+      <w:lvlText w:val="%1."/>
+      <w:lvlJc w:val="left"/>
+      <w:pPr>
         <w:ind w:left="600" w:hanging="300"/>
       </w:pPr>
     </w:lvl>
-    <w:lvl w:ilvl="1" w:tplc="EA4CE2D4">
+    <w:lvl w:ilvl="1" w:tplc="A574C5E2">
       <w:numFmt w:val="decimal"/>
       <w:lvlText w:val=""/>
       <w:lvlJc w:val="left"/>
     </w:lvl>
-    <w:lvl w:ilvl="2" w:tplc="77100AA8">
+    <w:lvl w:ilvl="2" w:tplc="EF066DFA">
       <w:numFmt w:val="decimal"/>
       <w:lvlText w:val=""/>
       <w:lvlJc w:val="left"/>
     </w:lvl>
-    <w:lvl w:ilvl="3" w:tplc="1054A3D4">
+    <w:lvl w:ilvl="3" w:tplc="85D265CC">
       <w:numFmt w:val="decimal"/>
       <w:lvlText w:val=""/>
       <w:lvlJc w:val="left"/>
     </w:lvl>
-    <w:lvl w:ilvl="4" w:tplc="69AEBC80">
+    <w:lvl w:ilvl="4" w:tplc="BDC0E602">
       <w:numFmt w:val="decimal"/>
       <w:lvlText w:val=""/>
       <w:lvlJc w:val="left"/>
     </w:lvl>
-    <w:lvl w:ilvl="5" w:tplc="F97E1036">
+    <w:lvl w:ilvl="5" w:tplc="6FF8DD20">
       <w:numFmt w:val="decimal"/>
       <w:lvlText w:val=""/>
       <w:lvlJc w:val="left"/>
     </w:lvl>
-    <w:lvl w:ilvl="6" w:tplc="30ACA48C">
+    <w:lvl w:ilvl="6" w:tplc="BDB67A52">
       <w:numFmt w:val="decimal"/>
       <w:lvlText w:val=""/>
       <w:lvlJc w:val="left"/>
     </w:lvl>
-    <w:lvl w:ilvl="7" w:tplc="055A95D0">
+    <w:lvl w:ilvl="7" w:tplc="01D6B958">
       <w:numFmt w:val="decimal"/>
       <w:lvlText w:val=""/>
       <w:lvlJc w:val="left"/>
     </w:lvl>
-    <w:lvl w:ilvl="8" w:tplc="D38679D8">
+    <w:lvl w:ilvl="8" w:tplc="02220AF6">
       <w:numFmt w:val="decimal"/>
       <w:lvlText w:val=""/>
       <w:lvlJc w:val="left"/>
     </w:lvl>
   </w:abstractNum>
-  <w:abstractNum w:abstractNumId="3" w15:restartNumberingAfterBreak="0">
-    <w:nsid w:val="6DF17895"/>
-    <w:multiLevelType w:val="hybridMultilevel"/>
-    <w:tmpl w:val="87E2791E"/>
-    <w:lvl w:ilvl="0" w:tplc="089CCBD2">
-      <w:start w:val="1"/>
-      <w:numFmt w:val="decimal"/>
-      <w:lvlText w:val="%1."/>
-      <w:lvlJc w:val="left"/>
-      <w:pPr>
-        <w:ind w:left="600" w:hanging="300"/>
-      </w:pPr>
-    </w:lvl>
-    <w:lvl w:ilvl="1" w:tplc="EFE60018">
-      <w:numFmt w:val="decimal"/>
-      <w:lvlText w:val=""/>
-      <w:lvlJc w:val="left"/>
-    </w:lvl>
-    <w:lvl w:ilvl="2" w:tplc="EB2696B4">
-      <w:numFmt w:val="decimal"/>
-      <w:lvlText w:val=""/>
-      <w:lvlJc w:val="left"/>
-    </w:lvl>
-    <w:lvl w:ilvl="3" w:tplc="15BAE70E">
-      <w:numFmt w:val="decimal"/>
-      <w:lvlText w:val=""/>
-      <w:lvlJc w:val="left"/>
-    </w:lvl>
-    <w:lvl w:ilvl="4" w:tplc="8A58DC1E">
-      <w:numFmt w:val="decimal"/>
-      <w:lvlText w:val=""/>
-      <w:lvlJc w:val="left"/>
-    </w:lvl>
-    <w:lvl w:ilvl="5" w:tplc="14E044E6">
-      <w:numFmt w:val="decimal"/>
-      <w:lvlText w:val=""/>
-      <w:lvlJc w:val="left"/>
-    </w:lvl>
-    <w:lvl w:ilvl="6" w:tplc="AD262864">
-      <w:numFmt w:val="decimal"/>
-      <w:lvlText w:val=""/>
-      <w:lvlJc w:val="left"/>
-    </w:lvl>
-    <w:lvl w:ilvl="7" w:tplc="10223D36">
-      <w:numFmt w:val="decimal"/>
-      <w:lvlText w:val=""/>
-      <w:lvlJc w:val="left"/>
-    </w:lvl>
-    <w:lvl w:ilvl="8" w:tplc="A6D6F88E">
-      <w:numFmt w:val="decimal"/>
-      <w:lvlText w:val=""/>
-      <w:lvlJc w:val="left"/>
-    </w:lvl>
-  </w:abstractNum>
-  <w:num w:numId="1" w16cid:durableId="875898442">
-    <w:abstractNumId w:val="0"/>
-    <w:lvlOverride w:ilvl="0">
-      <w:startOverride w:val="1"/>
-    </w:lvlOverride>
-  </w:num>
-  <w:num w:numId="2" w16cid:durableId="1056975985">
+  <w:num w:numId="1" w16cid:durableId="2031487536">
     <w:abstractNumId w:val="2"/>
     <w:lvlOverride w:ilvl="0">
       <w:startOverride w:val="1"/>
     </w:lvlOverride>
   </w:num>
-  <w:num w:numId="3" w16cid:durableId="1009677726">
+  <w:num w:numId="2" w16cid:durableId="10229178">
+    <w:abstractNumId w:val="1"/>
+    <w:lvlOverride w:ilvl="0">
+      <w:startOverride w:val="1"/>
+    </w:lvlOverride>
+  </w:num>
+  <w:num w:numId="3" w16cid:durableId="1496413656">
     <w:abstractNumId w:val="3"/>
     <w:lvlOverride w:ilvl="0">
       <w:startOverride w:val="1"/>
@@ -12440,6 +11120,48 @@
       <w:szCs w:val="20"/>
     </w:rPr>
   </w:style>
+  <w:style w:type="paragraph" w:styleId="Header">
+    <w:name w:val="header"/>
+    <w:basedOn w:val="Normal"/>
+    <w:link w:val="HeaderChar"/>
+    <w:uiPriority w:val="99"/>
+    <w:unhideWhenUsed/>
+    <w:rsid w:val="000F1F78"/>
+    <w:pPr>
+      <w:tabs>
+        <w:tab w:val="center" w:pos="4513"/>
+        <w:tab w:val="right" w:pos="9026"/>
+      </w:tabs>
+    </w:pPr>
+  </w:style>
+  <w:style w:type="character" w:customStyle="1" w:styleId="HeaderChar">
+    <w:name w:val="Header Char"/>
+    <w:basedOn w:val="DefaultParagraphFont"/>
+    <w:link w:val="Header"/>
+    <w:uiPriority w:val="99"/>
+    <w:rsid w:val="000F1F78"/>
+  </w:style>
+  <w:style w:type="paragraph" w:styleId="Footer">
+    <w:name w:val="footer"/>
+    <w:basedOn w:val="Normal"/>
+    <w:link w:val="FooterChar"/>
+    <w:uiPriority w:val="99"/>
+    <w:unhideWhenUsed/>
+    <w:rsid w:val="000F1F78"/>
+    <w:pPr>
+      <w:tabs>
+        <w:tab w:val="center" w:pos="4513"/>
+        <w:tab w:val="right" w:pos="9026"/>
+      </w:tabs>
+    </w:pPr>
+  </w:style>
+  <w:style w:type="character" w:customStyle="1" w:styleId="FooterChar">
+    <w:name w:val="Footer Char"/>
+    <w:basedOn w:val="DefaultParagraphFont"/>
+    <w:link w:val="Footer"/>
+    <w:uiPriority w:val="99"/>
+    <w:rsid w:val="000F1F78"/>
+  </w:style>
 </w:styles>
 </file>
 
